--- a/docs tesis/entregables/MediApp - Requisitos Funcionales y No Funcionales.docx
+++ b/docs tesis/entregables/MediApp - Requisitos Funcionales y No Funcionales.docx
@@ -9631,7 +9631,7 @@
           <w:b w:val="0"/>
           <w:i w:val="0"/>
         </w:rPr>
-        <w:t>Es la pieza de la que cuelgan las recetas, porque una prescripción se emite siempre sobre una consulta. Comparte con la historia clínica la regla de exclusividad, ya que un diagnóstico que pudiera escribir alguien distinto del médico dejaría de ser un diagnóstico, y comparte también la autoría tomada de la sesión. La consulta registra a qué paciente atendió qué médico y en qué fecha, sin apuntar a la cita concreta de la que salió, según se explica en el anexo de diccionario de datos.</w:t>
+        <w:t>Es la pieza de la que cuelgan las recetas, porque una prescripción se emite siempre sobre una consulta. Comparte con la historia clínica la regla de exclusividad, ya que un diagnóstico que pudiera escribir alguien distinto del médico dejaría de ser un diagnóstico, y comparte también la autoría tomada de la sesión, que se determina a partir del médico que tiene abierta la sesión y nunca del formulario enviado.</w:t>
       </w:r>
     </w:p>
     <w:p>
